--- a/CSV108_docx/015_Project_Validation_Plan.docx
+++ b/CSV108_docx/015_Project_Validation_Plan.docx
@@ -2548,6 +2548,392 @@
         </w:rPr>
         <w:t>Design baseline: 2026-10-31; FAT: 2027-01-25; SAT: 2027-02-20; IQ/OQ/PQ: 2027-03-01 to 2027-04-30; VSR: 2027-06-05; go-live: 2027-06-15.</w:t>
       </w:r>
+    </w:p>
+    <w:p>
+      <w:pPr>
+        <w:spacing w:after="120" w:line="300" w:lineRule="auto"/>
+      </w:pPr>
+      <w:r>
+        <w:rPr>
+          <w:rFonts w:ascii="Calibri" w:hAnsi="Calibri"/>
+          <w:b w:val="0"/>
+          <w:i w:val="0"/>
+          <w:color w:val="000000"/>
+          <w:sz w:val="22"/>
+        </w:rPr>
+        <w:t>Gate review shall include deliverable status, traceability coverage, open risks, deviations, defects, supplier actions, training readiness, environment readiness and data-migration status. Conditional gate approval is permitted only when the condition does not allow unvalidated regulated use and has a named owner, due date and QA-approved impact statement.</w:t>
+      </w:r>
+    </w:p>
+    <w:tbl>
+      <w:tblPr>
+        <w:tblStyle w:val="TableGrid"/>
+        <w:tblW w:type="dxa" w:w="9360"/>
+        <w:tblLayout w:type="fixed"/>
+        <w:tblLook w:firstColumn="1" w:firstRow="1" w:lastColumn="0" w:lastRow="0" w:noHBand="0" w:noVBand="1" w:val="04A0"/>
+        <w:tblInd w:w="120" w:type="dxa"/>
+      </w:tblPr>
+      <w:tblGrid>
+        <w:gridCol w:w="3824"/>
+        <w:gridCol w:w="5536"/>
+      </w:tblGrid>
+      <w:tr>
+        <w:trPr>
+          <w:tblHeader w:val="true"/>
+        </w:trPr>
+        <w:tc>
+          <w:tcPr>
+            <w:tcW w:type="dxa" w:w="3824"/>
+            <w:shd w:fill="E8EEF5"/>
+            <w:vAlign w:val="center"/>
+            <w:tcMar>
+              <w:top w:w="80" w:type="dxa"/>
+              <w:bottom w:w="80" w:type="dxa"/>
+              <w:start w:w="120" w:type="dxa"/>
+              <w:end w:w="120" w:type="dxa"/>
+            </w:tcMar>
+          </w:tcPr>
+          <w:p>
+            <w:pPr>
+              <w:spacing w:after="0" w:line="276" w:lineRule="auto"/>
+              <w:jc w:val="left"/>
+            </w:pPr>
+            <w:r/>
+            <w:r>
+              <w:rPr>
+                <w:rFonts w:ascii="Calibri" w:hAnsi="Calibri"/>
+                <w:b/>
+                <w:color w:val="000000"/>
+                <w:sz w:val="19"/>
+              </w:rPr>
+              <w:t>Gate decision input</w:t>
+            </w:r>
+          </w:p>
+        </w:tc>
+        <w:tc>
+          <w:tcPr>
+            <w:tcW w:type="dxa" w:w="5536"/>
+            <w:shd w:fill="E8EEF5"/>
+            <w:vAlign w:val="center"/>
+            <w:tcMar>
+              <w:top w:w="80" w:type="dxa"/>
+              <w:bottom w:w="80" w:type="dxa"/>
+              <w:start w:w="120" w:type="dxa"/>
+              <w:end w:w="120" w:type="dxa"/>
+            </w:tcMar>
+          </w:tcPr>
+          <w:p>
+            <w:pPr>
+              <w:spacing w:after="0" w:line="276" w:lineRule="auto"/>
+              <w:jc w:val="left"/>
+            </w:pPr>
+            <w:r/>
+            <w:r>
+              <w:rPr>
+                <w:rFonts w:ascii="Calibri" w:hAnsi="Calibri"/>
+                <w:b/>
+                <w:color w:val="000000"/>
+                <w:sz w:val="19"/>
+              </w:rPr>
+              <w:t>Acceptance expectation</w:t>
+            </w:r>
+          </w:p>
+        </w:tc>
+      </w:tr>
+      <w:tr>
+        <w:tc>
+          <w:tcPr>
+            <w:tcW w:type="dxa" w:w="3824"/>
+            <w:vAlign w:val="center"/>
+            <w:tcMar>
+              <w:top w:w="80" w:type="dxa"/>
+              <w:bottom w:w="80" w:type="dxa"/>
+              <w:start w:w="120" w:type="dxa"/>
+              <w:end w:w="120" w:type="dxa"/>
+            </w:tcMar>
+          </w:tcPr>
+          <w:p>
+            <w:pPr>
+              <w:spacing w:after="0" w:line="276" w:lineRule="auto"/>
+              <w:jc w:val="left"/>
+            </w:pPr>
+            <w:r/>
+            <w:r>
+              <w:rPr>
+                <w:rFonts w:ascii="Calibri" w:hAnsi="Calibri"/>
+                <w:b w:val="0"/>
+                <w:color w:val="000000"/>
+                <w:sz w:val="19"/>
+              </w:rPr>
+              <w:t>Deliverable completeness</w:t>
+            </w:r>
+          </w:p>
+        </w:tc>
+        <w:tc>
+          <w:tcPr>
+            <w:tcW w:type="dxa" w:w="5536"/>
+            <w:vAlign w:val="center"/>
+            <w:tcMar>
+              <w:top w:w="80" w:type="dxa"/>
+              <w:bottom w:w="80" w:type="dxa"/>
+              <w:start w:w="120" w:type="dxa"/>
+              <w:end w:w="120" w:type="dxa"/>
+            </w:tcMar>
+          </w:tcPr>
+          <w:p>
+            <w:pPr>
+              <w:spacing w:after="0" w:line="276" w:lineRule="auto"/>
+              <w:jc w:val="left"/>
+            </w:pPr>
+            <w:r/>
+            <w:r>
+              <w:rPr>
+                <w:rFonts w:ascii="Calibri" w:hAnsi="Calibri"/>
+                <w:b w:val="0"/>
+                <w:color w:val="000000"/>
+                <w:sz w:val="19"/>
+              </w:rPr>
+              <w:t>Required records are approved or have QA-approved deferral rationale</w:t>
+            </w:r>
+          </w:p>
+        </w:tc>
+      </w:tr>
+      <w:tr>
+        <w:tc>
+          <w:tcPr>
+            <w:tcW w:type="dxa" w:w="3824"/>
+            <w:vAlign w:val="center"/>
+            <w:tcMar>
+              <w:top w:w="80" w:type="dxa"/>
+              <w:bottom w:w="80" w:type="dxa"/>
+              <w:start w:w="120" w:type="dxa"/>
+              <w:end w:w="120" w:type="dxa"/>
+            </w:tcMar>
+          </w:tcPr>
+          <w:p>
+            <w:pPr>
+              <w:spacing w:after="0" w:line="276" w:lineRule="auto"/>
+              <w:jc w:val="left"/>
+            </w:pPr>
+            <w:r/>
+            <w:r>
+              <w:rPr>
+                <w:rFonts w:ascii="Calibri" w:hAnsi="Calibri"/>
+                <w:b w:val="0"/>
+                <w:color w:val="000000"/>
+                <w:sz w:val="19"/>
+              </w:rPr>
+              <w:t>Traceability</w:t>
+            </w:r>
+          </w:p>
+        </w:tc>
+        <w:tc>
+          <w:tcPr>
+            <w:tcW w:type="dxa" w:w="5536"/>
+            <w:vAlign w:val="center"/>
+            <w:tcMar>
+              <w:top w:w="80" w:type="dxa"/>
+              <w:bottom w:w="80" w:type="dxa"/>
+              <w:start w:w="120" w:type="dxa"/>
+              <w:end w:w="120" w:type="dxa"/>
+            </w:tcMar>
+          </w:tcPr>
+          <w:p>
+            <w:pPr>
+              <w:spacing w:after="0" w:line="276" w:lineRule="auto"/>
+              <w:jc w:val="left"/>
+            </w:pPr>
+            <w:r/>
+            <w:r>
+              <w:rPr>
+                <w:rFonts w:ascii="Calibri" w:hAnsi="Calibri"/>
+                <w:b w:val="0"/>
+                <w:color w:val="000000"/>
+                <w:sz w:val="19"/>
+              </w:rPr>
+              <w:t>High-risk URS/risk controls have planned or completed verification coverage</w:t>
+            </w:r>
+          </w:p>
+        </w:tc>
+      </w:tr>
+      <w:tr>
+        <w:tc>
+          <w:tcPr>
+            <w:tcW w:type="dxa" w:w="3824"/>
+            <w:vAlign w:val="center"/>
+            <w:tcMar>
+              <w:top w:w="80" w:type="dxa"/>
+              <w:bottom w:w="80" w:type="dxa"/>
+              <w:start w:w="120" w:type="dxa"/>
+              <w:end w:w="120" w:type="dxa"/>
+            </w:tcMar>
+          </w:tcPr>
+          <w:p>
+            <w:pPr>
+              <w:spacing w:after="0" w:line="276" w:lineRule="auto"/>
+              <w:jc w:val="left"/>
+            </w:pPr>
+            <w:r/>
+            <w:r>
+              <w:rPr>
+                <w:rFonts w:ascii="Calibri" w:hAnsi="Calibri"/>
+                <w:b w:val="0"/>
+                <w:color w:val="000000"/>
+                <w:sz w:val="19"/>
+              </w:rPr>
+              <w:t>Test readiness</w:t>
+            </w:r>
+          </w:p>
+        </w:tc>
+        <w:tc>
+          <w:tcPr>
+            <w:tcW w:type="dxa" w:w="5536"/>
+            <w:vAlign w:val="center"/>
+            <w:tcMar>
+              <w:top w:w="80" w:type="dxa"/>
+              <w:bottom w:w="80" w:type="dxa"/>
+              <w:start w:w="120" w:type="dxa"/>
+              <w:end w:w="120" w:type="dxa"/>
+            </w:tcMar>
+          </w:tcPr>
+          <w:p>
+            <w:pPr>
+              <w:spacing w:after="0" w:line="276" w:lineRule="auto"/>
+              <w:jc w:val="left"/>
+            </w:pPr>
+            <w:r/>
+            <w:r>
+              <w:rPr>
+                <w:rFonts w:ascii="Calibri" w:hAnsi="Calibri"/>
+                <w:b w:val="0"/>
+                <w:color w:val="000000"/>
+                <w:sz w:val="19"/>
+              </w:rPr>
+              <w:t>Environment, data, scripts and trained executors are approved before execution</w:t>
+            </w:r>
+          </w:p>
+        </w:tc>
+      </w:tr>
+      <w:tr>
+        <w:tc>
+          <w:tcPr>
+            <w:tcW w:type="dxa" w:w="3824"/>
+            <w:vAlign w:val="center"/>
+            <w:tcMar>
+              <w:top w:w="80" w:type="dxa"/>
+              <w:bottom w:w="80" w:type="dxa"/>
+              <w:start w:w="120" w:type="dxa"/>
+              <w:end w:w="120" w:type="dxa"/>
+            </w:tcMar>
+          </w:tcPr>
+          <w:p>
+            <w:pPr>
+              <w:spacing w:after="0" w:line="276" w:lineRule="auto"/>
+              <w:jc w:val="left"/>
+            </w:pPr>
+            <w:r/>
+            <w:r>
+              <w:rPr>
+                <w:rFonts w:ascii="Calibri" w:hAnsi="Calibri"/>
+                <w:b w:val="0"/>
+                <w:color w:val="000000"/>
+                <w:sz w:val="19"/>
+              </w:rPr>
+              <w:t>Release readiness</w:t>
+            </w:r>
+          </w:p>
+        </w:tc>
+        <w:tc>
+          <w:tcPr>
+            <w:tcW w:type="dxa" w:w="5536"/>
+            <w:vAlign w:val="center"/>
+            <w:tcMar>
+              <w:top w:w="80" w:type="dxa"/>
+              <w:bottom w:w="80" w:type="dxa"/>
+              <w:start w:w="120" w:type="dxa"/>
+              <w:end w:w="120" w:type="dxa"/>
+            </w:tcMar>
+          </w:tcPr>
+          <w:p>
+            <w:pPr>
+              <w:spacing w:after="0" w:line="276" w:lineRule="auto"/>
+              <w:jc w:val="left"/>
+            </w:pPr>
+            <w:r/>
+            <w:r>
+              <w:rPr>
+                <w:rFonts w:ascii="Calibri" w:hAnsi="Calibri"/>
+                <w:b w:val="0"/>
+                <w:color w:val="000000"/>
+                <w:sz w:val="19"/>
+              </w:rPr>
+              <w:t>VSR, SOPs, training, migration, support and baseline are complete</w:t>
+            </w:r>
+          </w:p>
+        </w:tc>
+      </w:tr>
+      <w:tr>
+        <w:tc>
+          <w:tcPr>
+            <w:tcW w:type="dxa" w:w="3824"/>
+            <w:vAlign w:val="center"/>
+            <w:tcMar>
+              <w:top w:w="80" w:type="dxa"/>
+              <w:bottom w:w="80" w:type="dxa"/>
+              <w:start w:w="120" w:type="dxa"/>
+              <w:end w:w="120" w:type="dxa"/>
+            </w:tcMar>
+          </w:tcPr>
+          <w:p>
+            <w:pPr>
+              <w:spacing w:after="0" w:line="276" w:lineRule="auto"/>
+              <w:jc w:val="left"/>
+            </w:pPr>
+            <w:r/>
+            <w:r>
+              <w:rPr>
+                <w:rFonts w:ascii="Calibri" w:hAnsi="Calibri"/>
+                <w:b w:val="0"/>
+                <w:color w:val="000000"/>
+                <w:sz w:val="19"/>
+              </w:rPr>
+              <w:t>Residual risk</w:t>
+            </w:r>
+          </w:p>
+        </w:tc>
+        <w:tc>
+          <w:tcPr>
+            <w:tcW w:type="dxa" w:w="5536"/>
+            <w:vAlign w:val="center"/>
+            <w:tcMar>
+              <w:top w:w="80" w:type="dxa"/>
+              <w:bottom w:w="80" w:type="dxa"/>
+              <w:start w:w="120" w:type="dxa"/>
+              <w:end w:w="120" w:type="dxa"/>
+            </w:tcMar>
+          </w:tcPr>
+          <w:p>
+            <w:pPr>
+              <w:spacing w:after="0" w:line="276" w:lineRule="auto"/>
+              <w:jc w:val="left"/>
+            </w:pPr>
+            <w:r/>
+            <w:r>
+              <w:rPr>
+                <w:rFonts w:ascii="Calibri" w:hAnsi="Calibri"/>
+                <w:b w:val="0"/>
+                <w:color w:val="000000"/>
+                <w:sz w:val="19"/>
+              </w:rPr>
+              <w:t>No unacceptable residual GxP or data-integrity risk remains</w:t>
+            </w:r>
+          </w:p>
+        </w:tc>
+      </w:tr>
+    </w:tbl>
+    <w:p>
+      <w:pPr>
+        <w:spacing w:after="80"/>
+      </w:pPr>
     </w:p>
     <w:p>
       <w:pPr>
